--- a/Dokumentációk/Stormy Felhasználói dokumentáció.docx
+++ b/Dokumentációk/Stormy Felhasználói dokumentáció.docx
@@ -684,6 +684,7 @@
           <w:sz w:val="24"/>
           <w:szCs w:val="24"/>
         </w:rPr>
+        <w:lastRenderedPageBreak/>
         <w:t>4.2. Vitaminajánló és Zene</w:t>
       </w:r>
     </w:p>
@@ -819,7 +820,7 @@
     </w:p>
     <w:tbl>
       <w:tblPr>
-        <w:tblW w:w="20400" w:type="dxa"/>
+        <w:tblW w:w="23030" w:type="dxa"/>
         <w:tblCellSpacing w:w="15" w:type="dxa"/>
         <w:tblCellMar>
           <w:top w:w="15" w:type="dxa"/>
@@ -830,9 +831,10 @@
         <w:tblLook w:val="04A0" w:firstRow="1" w:lastRow="0" w:firstColumn="1" w:lastColumn="0" w:noHBand="0" w:noVBand="1"/>
       </w:tblPr>
       <w:tblGrid>
-        <w:gridCol w:w="3308"/>
-        <w:gridCol w:w="4811"/>
-        <w:gridCol w:w="12281"/>
+        <w:gridCol w:w="2127"/>
+        <w:gridCol w:w="283"/>
+        <w:gridCol w:w="2835"/>
+        <w:gridCol w:w="17785"/>
       </w:tblGrid>
       <w:tr>
         <w:trPr>
@@ -840,7 +842,7 @@
         </w:trPr>
         <w:tc>
           <w:tcPr>
-            <w:tcW w:w="0" w:type="auto"/>
+            <w:tcW w:w="2082" w:type="dxa"/>
             <w:tcBorders>
               <w:bottom w:val="single" w:sz="6" w:space="0" w:color="auto"/>
             </w:tcBorders>
@@ -869,7 +871,25 @@
         </w:tc>
         <w:tc>
           <w:tcPr>
-            <w:tcW w:w="0" w:type="auto"/>
+            <w:tcW w:w="253" w:type="dxa"/>
+            <w:tcBorders>
+              <w:bottom w:val="single" w:sz="6" w:space="0" w:color="auto"/>
+            </w:tcBorders>
+          </w:tcPr>
+          <w:p>
+            <w:pPr>
+              <w:rPr>
+                <w:rFonts w:ascii="Times New Roman" w:hAnsi="Times New Roman" w:cs="Times New Roman"/>
+                <w:b/>
+                <w:bCs/>
+                <w:color w:val="000000" w:themeColor="text1"/>
+              </w:rPr>
+            </w:pPr>
+          </w:p>
+        </w:tc>
+        <w:tc>
+          <w:tcPr>
+            <w:tcW w:w="2805" w:type="dxa"/>
             <w:tcBorders>
               <w:bottom w:val="single" w:sz="6" w:space="0" w:color="auto"/>
             </w:tcBorders>
@@ -898,7 +918,7 @@
         </w:tc>
         <w:tc>
           <w:tcPr>
-            <w:tcW w:w="0" w:type="auto"/>
+            <w:tcW w:w="17740" w:type="dxa"/>
             <w:tcBorders>
               <w:bottom w:val="single" w:sz="6" w:space="0" w:color="auto"/>
             </w:tcBorders>
@@ -932,7 +952,7 @@
         </w:trPr>
         <w:tc>
           <w:tcPr>
-            <w:tcW w:w="0" w:type="auto"/>
+            <w:tcW w:w="2082" w:type="dxa"/>
             <w:tcBorders>
               <w:bottom w:val="single" w:sz="6" w:space="0" w:color="auto"/>
             </w:tcBorders>
@@ -958,7 +978,23 @@
         </w:tc>
         <w:tc>
           <w:tcPr>
-            <w:tcW w:w="0" w:type="auto"/>
+            <w:tcW w:w="253" w:type="dxa"/>
+            <w:tcBorders>
+              <w:bottom w:val="single" w:sz="6" w:space="0" w:color="auto"/>
+            </w:tcBorders>
+          </w:tcPr>
+          <w:p>
+            <w:pPr>
+              <w:rPr>
+                <w:rFonts w:ascii="Times New Roman" w:hAnsi="Times New Roman" w:cs="Times New Roman"/>
+                <w:color w:val="000000" w:themeColor="text1"/>
+              </w:rPr>
+            </w:pPr>
+          </w:p>
+        </w:tc>
+        <w:tc>
+          <w:tcPr>
+            <w:tcW w:w="2805" w:type="dxa"/>
             <w:tcBorders>
               <w:bottom w:val="single" w:sz="6" w:space="0" w:color="auto"/>
             </w:tcBorders>
@@ -983,7 +1019,7 @@
         </w:tc>
         <w:tc>
           <w:tcPr>
-            <w:tcW w:w="0" w:type="auto"/>
+            <w:tcW w:w="17740" w:type="dxa"/>
             <w:tcBorders>
               <w:bottom w:val="single" w:sz="6" w:space="0" w:color="auto"/>
             </w:tcBorders>
@@ -1022,7 +1058,7 @@
         </w:trPr>
         <w:tc>
           <w:tcPr>
-            <w:tcW w:w="0" w:type="auto"/>
+            <w:tcW w:w="2082" w:type="dxa"/>
             <w:tcBorders>
               <w:bottom w:val="single" w:sz="6" w:space="0" w:color="auto"/>
             </w:tcBorders>
@@ -1048,7 +1084,23 @@
         </w:tc>
         <w:tc>
           <w:tcPr>
-            <w:tcW w:w="0" w:type="auto"/>
+            <w:tcW w:w="253" w:type="dxa"/>
+            <w:tcBorders>
+              <w:bottom w:val="single" w:sz="6" w:space="0" w:color="auto"/>
+            </w:tcBorders>
+          </w:tcPr>
+          <w:p>
+            <w:pPr>
+              <w:rPr>
+                <w:rFonts w:ascii="Times New Roman" w:hAnsi="Times New Roman" w:cs="Times New Roman"/>
+                <w:color w:val="000000" w:themeColor="text1"/>
+              </w:rPr>
+            </w:pPr>
+          </w:p>
+        </w:tc>
+        <w:tc>
+          <w:tcPr>
+            <w:tcW w:w="2805" w:type="dxa"/>
             <w:tcBorders>
               <w:bottom w:val="single" w:sz="6" w:space="0" w:color="auto"/>
             </w:tcBorders>
@@ -1073,7 +1125,7 @@
         </w:tc>
         <w:tc>
           <w:tcPr>
-            <w:tcW w:w="0" w:type="auto"/>
+            <w:tcW w:w="17740" w:type="dxa"/>
             <w:tcBorders>
               <w:bottom w:val="single" w:sz="6" w:space="0" w:color="auto"/>
             </w:tcBorders>
@@ -1146,7 +1198,7 @@
         </w:trPr>
         <w:tc>
           <w:tcPr>
-            <w:tcW w:w="0" w:type="auto"/>
+            <w:tcW w:w="2082" w:type="dxa"/>
             <w:tcBorders>
               <w:bottom w:val="single" w:sz="6" w:space="0" w:color="auto"/>
             </w:tcBorders>
@@ -1172,7 +1224,23 @@
         </w:tc>
         <w:tc>
           <w:tcPr>
-            <w:tcW w:w="0" w:type="auto"/>
+            <w:tcW w:w="253" w:type="dxa"/>
+            <w:tcBorders>
+              <w:bottom w:val="single" w:sz="6" w:space="0" w:color="auto"/>
+            </w:tcBorders>
+          </w:tcPr>
+          <w:p>
+            <w:pPr>
+              <w:rPr>
+                <w:rFonts w:ascii="Times New Roman" w:hAnsi="Times New Roman" w:cs="Times New Roman"/>
+                <w:color w:val="000000" w:themeColor="text1"/>
+              </w:rPr>
+            </w:pPr>
+          </w:p>
+        </w:tc>
+        <w:tc>
+          <w:tcPr>
+            <w:tcW w:w="2805" w:type="dxa"/>
             <w:tcBorders>
               <w:bottom w:val="single" w:sz="6" w:space="0" w:color="auto"/>
             </w:tcBorders>
@@ -1197,7 +1265,7 @@
         </w:tc>
         <w:tc>
           <w:tcPr>
-            <w:tcW w:w="0" w:type="auto"/>
+            <w:tcW w:w="17740" w:type="dxa"/>
             <w:tcBorders>
               <w:bottom w:val="single" w:sz="6" w:space="0" w:color="auto"/>
             </w:tcBorders>
@@ -1227,7 +1295,7 @@
         </w:trPr>
         <w:tc>
           <w:tcPr>
-            <w:tcW w:w="0" w:type="auto"/>
+            <w:tcW w:w="2082" w:type="dxa"/>
             <w:tcBorders>
               <w:bottom w:val="single" w:sz="6" w:space="0" w:color="auto"/>
             </w:tcBorders>
@@ -1253,7 +1321,23 @@
         </w:tc>
         <w:tc>
           <w:tcPr>
-            <w:tcW w:w="0" w:type="auto"/>
+            <w:tcW w:w="253" w:type="dxa"/>
+            <w:tcBorders>
+              <w:bottom w:val="single" w:sz="6" w:space="0" w:color="auto"/>
+            </w:tcBorders>
+          </w:tcPr>
+          <w:p>
+            <w:pPr>
+              <w:rPr>
+                <w:rFonts w:ascii="Times New Roman" w:hAnsi="Times New Roman" w:cs="Times New Roman"/>
+                <w:color w:val="000000" w:themeColor="text1"/>
+              </w:rPr>
+            </w:pPr>
+          </w:p>
+        </w:tc>
+        <w:tc>
+          <w:tcPr>
+            <w:tcW w:w="2805" w:type="dxa"/>
             <w:tcBorders>
               <w:bottom w:val="single" w:sz="6" w:space="0" w:color="auto"/>
             </w:tcBorders>
@@ -1278,7 +1362,7 @@
         </w:tc>
         <w:tc>
           <w:tcPr>
-            <w:tcW w:w="0" w:type="auto"/>
+            <w:tcW w:w="17740" w:type="dxa"/>
             <w:tcBorders>
               <w:bottom w:val="single" w:sz="6" w:space="0" w:color="auto"/>
             </w:tcBorders>
@@ -1308,7 +1392,7 @@
         </w:trPr>
         <w:tc>
           <w:tcPr>
-            <w:tcW w:w="0" w:type="auto"/>
+            <w:tcW w:w="2082" w:type="dxa"/>
             <w:tcBorders>
               <w:bottom w:val="single" w:sz="6" w:space="0" w:color="auto"/>
             </w:tcBorders>
@@ -1334,7 +1418,23 @@
         </w:tc>
         <w:tc>
           <w:tcPr>
-            <w:tcW w:w="0" w:type="auto"/>
+            <w:tcW w:w="253" w:type="dxa"/>
+            <w:tcBorders>
+              <w:bottom w:val="single" w:sz="6" w:space="0" w:color="auto"/>
+            </w:tcBorders>
+          </w:tcPr>
+          <w:p>
+            <w:pPr>
+              <w:rPr>
+                <w:rFonts w:ascii="Times New Roman" w:hAnsi="Times New Roman" w:cs="Times New Roman"/>
+                <w:color w:val="000000" w:themeColor="text1"/>
+              </w:rPr>
+            </w:pPr>
+          </w:p>
+        </w:tc>
+        <w:tc>
+          <w:tcPr>
+            <w:tcW w:w="2805" w:type="dxa"/>
             <w:tcBorders>
               <w:bottom w:val="single" w:sz="6" w:space="0" w:color="auto"/>
             </w:tcBorders>
@@ -1359,7 +1459,7 @@
         </w:tc>
         <w:tc>
           <w:tcPr>
-            <w:tcW w:w="0" w:type="auto"/>
+            <w:tcW w:w="17740" w:type="dxa"/>
             <w:tcBorders>
               <w:bottom w:val="single" w:sz="6" w:space="0" w:color="auto"/>
             </w:tcBorders>
@@ -1389,7 +1489,7 @@
         </w:trPr>
         <w:tc>
           <w:tcPr>
-            <w:tcW w:w="0" w:type="auto"/>
+            <w:tcW w:w="2082" w:type="dxa"/>
             <w:tcBorders>
               <w:bottom w:val="single" w:sz="6" w:space="0" w:color="auto"/>
             </w:tcBorders>
@@ -1415,7 +1515,23 @@
         </w:tc>
         <w:tc>
           <w:tcPr>
-            <w:tcW w:w="0" w:type="auto"/>
+            <w:tcW w:w="253" w:type="dxa"/>
+            <w:tcBorders>
+              <w:bottom w:val="single" w:sz="6" w:space="0" w:color="auto"/>
+            </w:tcBorders>
+          </w:tcPr>
+          <w:p>
+            <w:pPr>
+              <w:rPr>
+                <w:rFonts w:ascii="Times New Roman" w:hAnsi="Times New Roman" w:cs="Times New Roman"/>
+                <w:color w:val="000000" w:themeColor="text1"/>
+              </w:rPr>
+            </w:pPr>
+          </w:p>
+        </w:tc>
+        <w:tc>
+          <w:tcPr>
+            <w:tcW w:w="2805" w:type="dxa"/>
             <w:tcBorders>
               <w:bottom w:val="single" w:sz="6" w:space="0" w:color="auto"/>
             </w:tcBorders>
@@ -1440,7 +1556,7 @@
         </w:tc>
         <w:tc>
           <w:tcPr>
-            <w:tcW w:w="0" w:type="auto"/>
+            <w:tcW w:w="17740" w:type="dxa"/>
             <w:tcBorders>
               <w:bottom w:val="single" w:sz="6" w:space="0" w:color="auto"/>
             </w:tcBorders>
@@ -1461,8 +1577,6 @@
               </w:rPr>
               <w:t xml:space="preserve">Érvényes </w:t>
             </w:r>
-            <w:bookmarkStart w:id="0" w:name="_GoBack"/>
-            <w:bookmarkEnd w:id="0"/>
             <w:proofErr w:type="spellStart"/>
             <w:r>
               <w:rPr>
@@ -1641,6 +1755,8 @@
         </w:rPr>
         <w:t> A validációs üzenetekkel és szem ikonokkal.</w:t>
       </w:r>
+      <w:bookmarkStart w:id="0" w:name="_GoBack"/>
+      <w:bookmarkEnd w:id="0"/>
     </w:p>
     <w:p>
       <w:pPr>
@@ -1808,6 +1924,7 @@
           <w:rFonts w:ascii="Times New Roman" w:hAnsi="Times New Roman" w:cs="Times New Roman"/>
           <w:color w:val="000000" w:themeColor="text1"/>
         </w:rPr>
+        <w:lastRenderedPageBreak/>
         <w:t>"Hiba történt az e-mail küldésekor!"</w:t>
       </w:r>
       <w:r>
@@ -5140,6 +5257,7 @@
     <w:lsdException w:name="HTML Sample" w:semiHidden="1" w:unhideWhenUsed="1"/>
     <w:lsdException w:name="HTML Typewriter" w:semiHidden="1" w:unhideWhenUsed="1"/>
     <w:lsdException w:name="HTML Variable" w:semiHidden="1" w:unhideWhenUsed="1"/>
+    <w:lsdException w:name="Normal Table" w:semiHidden="1" w:unhideWhenUsed="1"/>
     <w:lsdException w:name="annotation subject" w:semiHidden="1" w:unhideWhenUsed="1"/>
     <w:lsdException w:name="No List" w:semiHidden="1" w:unhideWhenUsed="1"/>
     <w:lsdException w:name="Outline List 1" w:semiHidden="1" w:unhideWhenUsed="1"/>
@@ -5183,8 +5301,10 @@
     <w:lsdException w:name="Table Elegant" w:semiHidden="1" w:unhideWhenUsed="1"/>
     <w:lsdException w:name="Table Professional" w:semiHidden="1" w:unhideWhenUsed="1"/>
     <w:lsdException w:name="Table Subtle 1" w:semiHidden="1" w:unhideWhenUsed="1"/>
+    <w:lsdException w:name="Table Subtle 2" w:semiHidden="1" w:unhideWhenUsed="1"/>
     <w:lsdException w:name="Table Web 1" w:semiHidden="1" w:unhideWhenUsed="1"/>
     <w:lsdException w:name="Table Web 2" w:semiHidden="1" w:unhideWhenUsed="1"/>
+    <w:lsdException w:name="Table Web 3" w:semiHidden="1" w:unhideWhenUsed="1"/>
     <w:lsdException w:name="Balloon Text" w:semiHidden="1" w:unhideWhenUsed="1"/>
     <w:lsdException w:name="Table Grid" w:uiPriority="39"/>
     <w:lsdException w:name="Table Theme" w:semiHidden="1" w:unhideWhenUsed="1"/>
